--- a/20_项目/02_光与朽项目/04_AI对话记录/程序AI对话.docx
+++ b/20_项目/02_光与朽项目/04_AI对话记录/程序AI对话.docx
@@ -24228,12 +24228,6 @@
             <w:insideV w:val="none" w:color="auto" w:sz="0" w:space="0"/>
           </w:tblBorders>
           <w:shd w:val="clear" w:color="auto" w:fill="auto"/>
-          <w:tblCellMar>
-            <w:top w:w="15" w:type="dxa"/>
-            <w:left w:w="15" w:type="dxa"/>
-            <w:bottom w:w="15" w:type="dxa"/>
-            <w:right w:w="15" w:type="dxa"/>
-          </w:tblCellMar>
         </w:tblPrEx>
         <w:trPr>
           <w:tblHeader/>
@@ -26196,7 +26190,6 @@
             <w:insideH w:val="none" w:color="auto" w:sz="0" w:space="0"/>
             <w:insideV w:val="none" w:color="auto" w:sz="0" w:space="0"/>
           </w:tblBorders>
-          <w:shd w:val="clear" w:color="auto" w:fill="auto"/>
           <w:tblCellMar>
             <w:top w:w="15" w:type="dxa"/>
             <w:left w:w="15" w:type="dxa"/>
@@ -26436,6 +26429,7 @@
             <w:insideH w:val="none" w:color="auto" w:sz="0" w:space="0"/>
             <w:insideV w:val="none" w:color="auto" w:sz="0" w:space="0"/>
           </w:tblBorders>
+          <w:shd w:val="clear" w:color="auto" w:fill="auto"/>
           <w:tblCellMar>
             <w:top w:w="15" w:type="dxa"/>
             <w:left w:w="15" w:type="dxa"/>
@@ -26679,6 +26673,7 @@
             <w:insideH w:val="none" w:color="auto" w:sz="0" w:space="0"/>
             <w:insideV w:val="none" w:color="auto" w:sz="0" w:space="0"/>
           </w:tblBorders>
+          <w:shd w:val="clear" w:color="auto" w:fill="auto"/>
           <w:tblCellMar>
             <w:top w:w="15" w:type="dxa"/>
             <w:left w:w="15" w:type="dxa"/>
@@ -27365,6 +27360,7 @@
             <w:insideH w:val="none" w:color="auto" w:sz="0" w:space="0"/>
             <w:insideV w:val="none" w:color="auto" w:sz="0" w:space="0"/>
           </w:tblBorders>
+          <w:shd w:val="clear" w:color="auto" w:fill="auto"/>
           <w:tblCellMar>
             <w:top w:w="15" w:type="dxa"/>
             <w:left w:w="15" w:type="dxa"/>
@@ -27938,7 +27934,6 @@
             <w:insideH w:val="none" w:color="auto" w:sz="0" w:space="0"/>
             <w:insideV w:val="none" w:color="auto" w:sz="0" w:space="0"/>
           </w:tblBorders>
-          <w:shd w:val="clear" w:color="auto" w:fill="auto"/>
           <w:tblCellMar>
             <w:top w:w="15" w:type="dxa"/>
             <w:left w:w="15" w:type="dxa"/>
@@ -29457,7 +29452,6 @@
             <w:insideH w:val="none" w:color="auto" w:sz="0" w:space="0"/>
             <w:insideV w:val="none" w:color="auto" w:sz="0" w:space="0"/>
           </w:tblBorders>
-          <w:shd w:val="clear" w:color="auto" w:fill="auto"/>
           <w:tblCellMar>
             <w:top w:w="15" w:type="dxa"/>
             <w:left w:w="15" w:type="dxa"/>
@@ -29697,7 +29691,6 @@
             <w:insideH w:val="none" w:color="auto" w:sz="0" w:space="0"/>
             <w:insideV w:val="none" w:color="auto" w:sz="0" w:space="0"/>
           </w:tblBorders>
-          <w:shd w:val="clear" w:color="auto" w:fill="auto"/>
           <w:tblCellMar>
             <w:top w:w="15" w:type="dxa"/>
             <w:left w:w="15" w:type="dxa"/>
@@ -45813,6 +45806,7 @@
         <w:pageBreakBefore w:val="0"/>
         <w:widowControl/>
         <w:numPr>
+          <w:ilvl w:val="0"/>
           <w:numId w:val="0"/>
         </w:numPr>
         <w:suppressLineNumbers w:val="0"/>
@@ -45848,6 +45842,7 @@
         <w:pageBreakBefore w:val="0"/>
         <w:widowControl/>
         <w:numPr>
+          <w:ilvl w:val="0"/>
           <w:numId w:val="0"/>
         </w:numPr>
         <w:suppressLineNumbers w:val="0"/>
@@ -45883,6 +45878,7 @@
         <w:pageBreakBefore w:val="0"/>
         <w:widowControl/>
         <w:numPr>
+          <w:ilvl w:val="0"/>
           <w:numId w:val="0"/>
         </w:numPr>
         <w:suppressLineNumbers w:val="0"/>
@@ -45966,6 +45962,7 @@
         <w:pageBreakBefore w:val="0"/>
         <w:widowControl/>
         <w:numPr>
+          <w:ilvl w:val="0"/>
           <w:numId w:val="0"/>
         </w:numPr>
         <w:suppressLineNumbers w:val="0"/>
@@ -46007,6 +46004,7 @@
         <w:pageBreakBefore w:val="0"/>
         <w:widowControl/>
         <w:numPr>
+          <w:ilvl w:val="0"/>
           <w:numId w:val="0"/>
         </w:numPr>
         <w:suppressLineNumbers w:val="0"/>
@@ -46110,24 +46108,7 @@
           <w:shd w:val="clear" w:fill="141413"/>
           <w:lang w:val="en-US" w:eastAsia="zh-CN"/>
         </w:rPr>
-        <w:t>你指导我添加或者开启相关流程的日志，然后我把日志截图发给你，</w:t>
-      </w:r>
-      <w:bookmarkStart w:id="0" w:name="_GoBack"/>
-      <w:bookmarkEnd w:id="0"/>
-      <w:r>
-        <w:rPr>
-          <w:rFonts w:hint="eastAsia" w:ascii="Segoe UI" w:hAnsi="Segoe UI" w:eastAsia="宋体" w:cs="Segoe UI"/>
-          <w:i w:val="0"/>
-          <w:iCs w:val="0"/>
-          <w:caps w:val="0"/>
-          <w:color w:val="FAF9F5"/>
-          <w:spacing w:val="0"/>
-          <w:sz w:val="19"/>
-          <w:szCs w:val="19"/>
-          <w:shd w:val="clear" w:fill="141413"/>
-          <w:lang w:val="en-US" w:eastAsia="zh-CN"/>
-        </w:rPr>
-        <w:t>你再判断是哪里出现的问题。</w:t>
+        <w:t>你指导我添加或者开启相关流程的日志，然后我把日志截图发给你，你再判断是哪里出现的问题。</w:t>
       </w:r>
     </w:p>
     <w:p>
@@ -46138,6 +46119,7 @@
         <w:pageBreakBefore w:val="0"/>
         <w:widowControl/>
         <w:numPr>
+          <w:ilvl w:val="0"/>
           <w:numId w:val="0"/>
         </w:numPr>
         <w:suppressLineNumbers w:val="0"/>
@@ -46179,6 +46161,7 @@
         <w:pageBreakBefore w:val="0"/>
         <w:widowControl/>
         <w:numPr>
+          <w:ilvl w:val="0"/>
           <w:numId w:val="0"/>
         </w:numPr>
         <w:suppressLineNumbers w:val="0"/>
@@ -46265,6 +46248,7 @@
         <w:pageBreakBefore w:val="0"/>
         <w:widowControl/>
         <w:numPr>
+          <w:ilvl w:val="0"/>
           <w:numId w:val="0"/>
         </w:numPr>
         <w:suppressLineNumbers w:val="0"/>
@@ -46306,6 +46290,7 @@
         <w:pageBreakBefore w:val="0"/>
         <w:widowControl/>
         <w:numPr>
+          <w:ilvl w:val="0"/>
           <w:numId w:val="0"/>
         </w:numPr>
         <w:suppressLineNumbers w:val="0"/>
@@ -46500,6 +46485,243 @@
         </w:rPr>
         <w:t>根据你上面代码做完修改和技能文件配置修改后，进入战斗，首先升级后弹出的技能三选一里还是有寒霜蔓延，这是错误的，应该是只有选择了极寒光束，才能解锁寒霜蔓延和冰结破碎技能，下一次升级三选一的时候，才能进入技能卡池。其次，选择了寒霜蔓延并没有相关的粒子特效，是否需要在GameScene场景文件中，把VFXPoolManager脚本里添加VFX配置？如果需要添加配置，给出需要增加配置的详细步骤和参数。 其次选择了寒霜蔓延技能，射击怪物也没有变色，是否需要修改配置或者代码？</w:t>
       </w:r>
+    </w:p>
+    <w:p>
+      <w:pPr>
+        <w:pStyle w:val="6"/>
+        <w:keepNext w:val="0"/>
+        <w:keepLines w:val="0"/>
+        <w:pageBreakBefore w:val="0"/>
+        <w:widowControl/>
+        <w:numPr>
+          <w:numId w:val="0"/>
+        </w:numPr>
+        <w:suppressLineNumbers w:val="0"/>
+        <w:tabs>
+          <w:tab w:val="left" w:pos="312"/>
+        </w:tabs>
+        <w:kinsoku/>
+        <w:wordWrap/>
+        <w:overflowPunct/>
+        <w:topLinePunct w:val="0"/>
+        <w:autoSpaceDE/>
+        <w:autoSpaceDN/>
+        <w:bidi w:val="0"/>
+        <w:adjustRightInd/>
+        <w:snapToGrid/>
+        <w:spacing w:before="0" w:beforeAutospacing="0" w:after="0" w:afterAutospacing="0" w:line="360" w:lineRule="exact"/>
+        <w:ind w:right="0" w:rightChars="0"/>
+        <w:jc w:val="left"/>
+        <w:textAlignment w:val="auto"/>
+        <w:rPr>
+          <w:rFonts w:hint="eastAsia" w:ascii="Segoe UI" w:hAnsi="Segoe UI" w:eastAsia="宋体" w:cs="Segoe UI"/>
+          <w:i w:val="0"/>
+          <w:iCs w:val="0"/>
+          <w:caps w:val="0"/>
+          <w:color w:val="FAF9F5"/>
+          <w:spacing w:val="0"/>
+          <w:sz w:val="19"/>
+          <w:szCs w:val="19"/>
+          <w:shd w:val="clear" w:fill="141413"/>
+          <w:lang w:val="en-US" w:eastAsia="zh-CN"/>
+        </w:rPr>
+      </w:pPr>
+    </w:p>
+    <w:p>
+      <w:pPr>
+        <w:pStyle w:val="6"/>
+        <w:keepNext w:val="0"/>
+        <w:keepLines w:val="0"/>
+        <w:pageBreakBefore w:val="0"/>
+        <w:widowControl/>
+        <w:numPr>
+          <w:numId w:val="0"/>
+        </w:numPr>
+        <w:suppressLineNumbers w:val="0"/>
+        <w:tabs>
+          <w:tab w:val="left" w:pos="312"/>
+        </w:tabs>
+        <w:kinsoku/>
+        <w:wordWrap/>
+        <w:overflowPunct/>
+        <w:topLinePunct w:val="0"/>
+        <w:autoSpaceDE/>
+        <w:autoSpaceDN/>
+        <w:bidi w:val="0"/>
+        <w:adjustRightInd/>
+        <w:snapToGrid/>
+        <w:spacing w:before="0" w:beforeAutospacing="0" w:after="0" w:afterAutospacing="0" w:line="360" w:lineRule="exact"/>
+        <w:ind w:right="0" w:rightChars="0"/>
+        <w:jc w:val="left"/>
+        <w:textAlignment w:val="auto"/>
+        <w:rPr>
+          <w:rFonts w:hint="eastAsia" w:ascii="Segoe UI" w:hAnsi="Segoe UI" w:eastAsia="宋体" w:cs="Segoe UI"/>
+          <w:i w:val="0"/>
+          <w:iCs w:val="0"/>
+          <w:caps w:val="0"/>
+          <w:color w:val="FAF9F5"/>
+          <w:spacing w:val="0"/>
+          <w:sz w:val="19"/>
+          <w:szCs w:val="19"/>
+          <w:shd w:val="clear" w:fill="141413"/>
+          <w:lang w:val="en-US" w:eastAsia="zh-CN"/>
+        </w:rPr>
+      </w:pPr>
+      <w:r>
+        <w:rPr>
+          <w:rFonts w:hint="eastAsia" w:ascii="Segoe UI" w:hAnsi="Segoe UI" w:eastAsia="宋体" w:cs="Segoe UI"/>
+          <w:i w:val="0"/>
+          <w:iCs w:val="0"/>
+          <w:caps w:val="0"/>
+          <w:color w:val="FAF9F5"/>
+          <w:spacing w:val="0"/>
+          <w:sz w:val="19"/>
+          <w:szCs w:val="19"/>
+          <w:shd w:val="clear" w:fill="141413"/>
+          <w:lang w:val="en-US" w:eastAsia="zh-CN"/>
+        </w:rPr>
+        <w:t>我找到bug的原因了，因为我的TurretHealth脚本是挂载在GameScene场景下的Tower_DiZuo物体上的，你添加了数据采集的代码后，我打开GameScene查看Tower_DiZuo物体下的脚本，发现是灰色并没有任何脚本名称，但也是untiy中没有任何报错显示。然后我把数据采集代码删除，尝试刷新和重新导入脚本都没有作用，我重启unity后才正常。这时候我把GameScene中光棱塔物体做成了预制体，然后再把数据采集代码添加回来，居然又正常了。</w:t>
+      </w:r>
+    </w:p>
+    <w:p>
+      <w:pPr>
+        <w:pStyle w:val="6"/>
+        <w:keepNext w:val="0"/>
+        <w:keepLines w:val="0"/>
+        <w:pageBreakBefore w:val="0"/>
+        <w:widowControl/>
+        <w:numPr>
+          <w:numId w:val="0"/>
+        </w:numPr>
+        <w:suppressLineNumbers w:val="0"/>
+        <w:tabs>
+          <w:tab w:val="left" w:pos="312"/>
+        </w:tabs>
+        <w:kinsoku/>
+        <w:wordWrap/>
+        <w:overflowPunct/>
+        <w:topLinePunct w:val="0"/>
+        <w:autoSpaceDE/>
+        <w:autoSpaceDN/>
+        <w:bidi w:val="0"/>
+        <w:adjustRightInd/>
+        <w:snapToGrid/>
+        <w:spacing w:before="0" w:beforeAutospacing="0" w:after="0" w:afterAutospacing="0" w:line="360" w:lineRule="exact"/>
+        <w:ind w:right="0" w:rightChars="0"/>
+        <w:jc w:val="left"/>
+        <w:textAlignment w:val="auto"/>
+        <w:rPr>
+          <w:rFonts w:hint="eastAsia" w:ascii="Segoe UI" w:hAnsi="Segoe UI" w:eastAsia="宋体" w:cs="Segoe UI"/>
+          <w:i w:val="0"/>
+          <w:iCs w:val="0"/>
+          <w:caps w:val="0"/>
+          <w:color w:val="FAF9F5"/>
+          <w:spacing w:val="0"/>
+          <w:sz w:val="19"/>
+          <w:szCs w:val="19"/>
+          <w:shd w:val="clear" w:fill="141413"/>
+          <w:lang w:val="en-US" w:eastAsia="zh-CN"/>
+        </w:rPr>
+      </w:pPr>
+    </w:p>
+    <w:p>
+      <w:pPr>
+        <w:pStyle w:val="6"/>
+        <w:keepNext w:val="0"/>
+        <w:keepLines w:val="0"/>
+        <w:pageBreakBefore w:val="0"/>
+        <w:widowControl/>
+        <w:numPr>
+          <w:numId w:val="0"/>
+        </w:numPr>
+        <w:suppressLineNumbers w:val="0"/>
+        <w:tabs>
+          <w:tab w:val="left" w:pos="312"/>
+        </w:tabs>
+        <w:kinsoku/>
+        <w:wordWrap/>
+        <w:overflowPunct/>
+        <w:topLinePunct w:val="0"/>
+        <w:autoSpaceDE/>
+        <w:autoSpaceDN/>
+        <w:bidi w:val="0"/>
+        <w:adjustRightInd/>
+        <w:snapToGrid/>
+        <w:spacing w:before="0" w:beforeAutospacing="0" w:after="0" w:afterAutospacing="0" w:line="360" w:lineRule="exact"/>
+        <w:ind w:right="0" w:rightChars="0"/>
+        <w:jc w:val="left"/>
+        <w:textAlignment w:val="auto"/>
+        <w:rPr>
+          <w:rFonts w:hint="eastAsia" w:ascii="Segoe UI" w:hAnsi="Segoe UI" w:eastAsia="宋体" w:cs="Segoe UI"/>
+          <w:i w:val="0"/>
+          <w:iCs w:val="0"/>
+          <w:caps w:val="0"/>
+          <w:color w:val="FAF9F5"/>
+          <w:spacing w:val="0"/>
+          <w:sz w:val="19"/>
+          <w:szCs w:val="19"/>
+          <w:shd w:val="clear" w:fill="141413"/>
+          <w:lang w:val="en-US" w:eastAsia="zh-CN"/>
+        </w:rPr>
+      </w:pPr>
+    </w:p>
+    <w:p>
+      <w:pPr>
+        <w:pStyle w:val="6"/>
+        <w:keepNext w:val="0"/>
+        <w:keepLines w:val="0"/>
+        <w:pageBreakBefore w:val="0"/>
+        <w:widowControl/>
+        <w:numPr>
+          <w:numId w:val="0"/>
+        </w:numPr>
+        <w:suppressLineNumbers w:val="0"/>
+        <w:tabs>
+          <w:tab w:val="left" w:pos="312"/>
+        </w:tabs>
+        <w:kinsoku/>
+        <w:wordWrap/>
+        <w:overflowPunct/>
+        <w:topLinePunct w:val="0"/>
+        <w:autoSpaceDE/>
+        <w:autoSpaceDN/>
+        <w:bidi w:val="0"/>
+        <w:adjustRightInd/>
+        <w:snapToGrid/>
+        <w:spacing w:before="0" w:beforeAutospacing="0" w:after="0" w:afterAutospacing="0" w:line="360" w:lineRule="exact"/>
+        <w:ind w:right="0" w:rightChars="0"/>
+        <w:jc w:val="left"/>
+        <w:textAlignment w:val="auto"/>
+        <w:rPr>
+          <w:rFonts w:hint="default" w:ascii="Segoe UI" w:hAnsi="Segoe UI" w:eastAsia="宋体" w:cs="Segoe UI"/>
+          <w:i w:val="0"/>
+          <w:iCs w:val="0"/>
+          <w:caps w:val="0"/>
+          <w:color w:val="FAF9F5"/>
+          <w:spacing w:val="0"/>
+          <w:sz w:val="19"/>
+          <w:szCs w:val="19"/>
+          <w:shd w:val="clear" w:fill="141413"/>
+          <w:lang w:val="en-US" w:eastAsia="zh-CN"/>
+        </w:rPr>
+      </w:pPr>
+      <w:r>
+        <w:rPr>
+          <w:rFonts w:hint="default" w:ascii="Segoe UI" w:hAnsi="Segoe UI" w:eastAsia="宋体" w:cs="Segoe UI"/>
+          <w:i w:val="0"/>
+          <w:iCs w:val="0"/>
+          <w:caps w:val="0"/>
+          <w:color w:val="FAF9F5"/>
+          <w:spacing w:val="0"/>
+          <w:sz w:val="19"/>
+          <w:szCs w:val="19"/>
+          <w:shd w:val="clear" w:fill="141413"/>
+          <w:lang w:val="en-US" w:eastAsia="zh-CN"/>
+        </w:rPr>
+        <w:t>我在用unity运行进入战斗对战的过程中，感觉卡顿，我不确实是否什么原因导致的卡顿</w:t>
+      </w:r>
+      <w:bookmarkStart w:id="0" w:name="_GoBack"/>
+      <w:bookmarkEnd w:id="0"/>
     </w:p>
     <w:sectPr>
       <w:pgSz w:w="11906" w:h="16838"/>

--- a/20_项目/02_光与朽项目/04_AI对话记录/程序AI对话.docx
+++ b/20_项目/02_光与朽项目/04_AI对话记录/程序AI对话.docx
@@ -24228,6 +24228,12 @@
             <w:insideV w:val="none" w:color="auto" w:sz="0" w:space="0"/>
           </w:tblBorders>
           <w:shd w:val="clear" w:color="auto" w:fill="auto"/>
+          <w:tblCellMar>
+            <w:top w:w="15" w:type="dxa"/>
+            <w:left w:w="15" w:type="dxa"/>
+            <w:bottom w:w="15" w:type="dxa"/>
+            <w:right w:w="15" w:type="dxa"/>
+          </w:tblCellMar>
         </w:tblPrEx>
         <w:trPr>
           <w:tblHeader/>
@@ -24466,7 +24472,6 @@
             <w:insideH w:val="none" w:color="auto" w:sz="0" w:space="0"/>
             <w:insideV w:val="none" w:color="auto" w:sz="0" w:space="0"/>
           </w:tblBorders>
-          <w:shd w:val="clear" w:color="auto" w:fill="auto"/>
           <w:tblCellMar>
             <w:top w:w="15" w:type="dxa"/>
             <w:left w:w="15" w:type="dxa"/>
@@ -26190,6 +26195,7 @@
             <w:insideH w:val="none" w:color="auto" w:sz="0" w:space="0"/>
             <w:insideV w:val="none" w:color="auto" w:sz="0" w:space="0"/>
           </w:tblBorders>
+          <w:shd w:val="clear" w:color="auto" w:fill="auto"/>
           <w:tblCellMar>
             <w:top w:w="15" w:type="dxa"/>
             <w:left w:w="15" w:type="dxa"/>
@@ -26673,7 +26679,6 @@
             <w:insideH w:val="none" w:color="auto" w:sz="0" w:space="0"/>
             <w:insideV w:val="none" w:color="auto" w:sz="0" w:space="0"/>
           </w:tblBorders>
-          <w:shd w:val="clear" w:color="auto" w:fill="auto"/>
           <w:tblCellMar>
             <w:top w:w="15" w:type="dxa"/>
             <w:left w:w="15" w:type="dxa"/>
@@ -27121,6 +27126,7 @@
             <w:insideH w:val="none" w:color="auto" w:sz="0" w:space="0"/>
             <w:insideV w:val="none" w:color="auto" w:sz="0" w:space="0"/>
           </w:tblBorders>
+          <w:shd w:val="clear" w:color="auto" w:fill="auto"/>
           <w:tblCellMar>
             <w:top w:w="15" w:type="dxa"/>
             <w:left w:w="15" w:type="dxa"/>
@@ -27360,7 +27366,6 @@
             <w:insideH w:val="none" w:color="auto" w:sz="0" w:space="0"/>
             <w:insideV w:val="none" w:color="auto" w:sz="0" w:space="0"/>
           </w:tblBorders>
-          <w:shd w:val="clear" w:color="auto" w:fill="auto"/>
           <w:tblCellMar>
             <w:top w:w="15" w:type="dxa"/>
             <w:left w:w="15" w:type="dxa"/>
@@ -27934,6 +27939,7 @@
             <w:insideH w:val="none" w:color="auto" w:sz="0" w:space="0"/>
             <w:insideV w:val="none" w:color="auto" w:sz="0" w:space="0"/>
           </w:tblBorders>
+          <w:shd w:val="clear" w:color="auto" w:fill="auto"/>
           <w:tblCellMar>
             <w:top w:w="15" w:type="dxa"/>
             <w:left w:w="15" w:type="dxa"/>
@@ -29452,6 +29458,7 @@
             <w:insideH w:val="none" w:color="auto" w:sz="0" w:space="0"/>
             <w:insideV w:val="none" w:color="auto" w:sz="0" w:space="0"/>
           </w:tblBorders>
+          <w:shd w:val="clear" w:color="auto" w:fill="auto"/>
           <w:tblCellMar>
             <w:top w:w="15" w:type="dxa"/>
             <w:left w:w="15" w:type="dxa"/>
@@ -29691,6 +29698,7 @@
             <w:insideH w:val="none" w:color="auto" w:sz="0" w:space="0"/>
             <w:insideV w:val="none" w:color="auto" w:sz="0" w:space="0"/>
           </w:tblBorders>
+          <w:shd w:val="clear" w:color="auto" w:fill="auto"/>
           <w:tblCellMar>
             <w:top w:w="15" w:type="dxa"/>
             <w:left w:w="15" w:type="dxa"/>
@@ -29918,7 +29926,6 @@
             <w:insideH w:val="none" w:color="auto" w:sz="0" w:space="0"/>
             <w:insideV w:val="none" w:color="auto" w:sz="0" w:space="0"/>
           </w:tblBorders>
-          <w:shd w:val="clear" w:color="auto" w:fill="auto"/>
           <w:tblCellMar>
             <w:top w:w="15" w:type="dxa"/>
             <w:left w:w="15" w:type="dxa"/>
@@ -30168,7 +30175,6 @@
             <w:insideH w:val="none" w:color="auto" w:sz="0" w:space="0"/>
             <w:insideV w:val="none" w:color="auto" w:sz="0" w:space="0"/>
           </w:tblBorders>
-          <w:shd w:val="clear" w:color="auto" w:fill="auto"/>
           <w:tblCellMar>
             <w:top w:w="15" w:type="dxa"/>
             <w:left w:w="15" w:type="dxa"/>
@@ -46494,6 +46500,7 @@
         <w:pageBreakBefore w:val="0"/>
         <w:widowControl/>
         <w:numPr>
+          <w:ilvl w:val="0"/>
           <w:numId w:val="0"/>
         </w:numPr>
         <w:suppressLineNumbers w:val="0"/>
@@ -46535,6 +46542,7 @@
         <w:pageBreakBefore w:val="0"/>
         <w:widowControl/>
         <w:numPr>
+          <w:ilvl w:val="0"/>
           <w:numId w:val="0"/>
         </w:numPr>
         <w:suppressLineNumbers w:val="0"/>
@@ -46591,6 +46599,7 @@
         <w:pageBreakBefore w:val="0"/>
         <w:widowControl/>
         <w:numPr>
+          <w:ilvl w:val="0"/>
           <w:numId w:val="0"/>
         </w:numPr>
         <w:suppressLineNumbers w:val="0"/>
@@ -46632,6 +46641,7 @@
         <w:pageBreakBefore w:val="0"/>
         <w:widowControl/>
         <w:numPr>
+          <w:ilvl w:val="0"/>
           <w:numId w:val="0"/>
         </w:numPr>
         <w:suppressLineNumbers w:val="0"/>
@@ -46673,6 +46683,7 @@
         <w:pageBreakBefore w:val="0"/>
         <w:widowControl/>
         <w:numPr>
+          <w:ilvl w:val="0"/>
           <w:numId w:val="0"/>
         </w:numPr>
         <w:suppressLineNumbers w:val="0"/>
@@ -46720,8 +46731,989 @@
         </w:rPr>
         <w:t>我在用unity运行进入战斗对战的过程中，感觉卡顿，我不确实是否什么原因导致的卡顿</w:t>
       </w:r>
+    </w:p>
+    <w:p>
+      <w:pPr>
+        <w:pStyle w:val="6"/>
+        <w:keepNext w:val="0"/>
+        <w:keepLines w:val="0"/>
+        <w:pageBreakBefore w:val="0"/>
+        <w:widowControl/>
+        <w:numPr>
+          <w:ilvl w:val="0"/>
+          <w:numId w:val="0"/>
+        </w:numPr>
+        <w:suppressLineNumbers w:val="0"/>
+        <w:tabs>
+          <w:tab w:val="left" w:pos="312"/>
+        </w:tabs>
+        <w:kinsoku/>
+        <w:wordWrap/>
+        <w:overflowPunct/>
+        <w:topLinePunct w:val="0"/>
+        <w:autoSpaceDE/>
+        <w:autoSpaceDN/>
+        <w:bidi w:val="0"/>
+        <w:adjustRightInd/>
+        <w:snapToGrid/>
+        <w:spacing w:before="0" w:beforeAutospacing="0" w:after="0" w:afterAutospacing="0" w:line="360" w:lineRule="exact"/>
+        <w:ind w:right="0" w:rightChars="0"/>
+        <w:jc w:val="left"/>
+        <w:textAlignment w:val="auto"/>
+        <w:rPr>
+          <w:rFonts w:hint="default" w:ascii="Segoe UI" w:hAnsi="Segoe UI" w:eastAsia="宋体" w:cs="Segoe UI"/>
+          <w:i w:val="0"/>
+          <w:iCs w:val="0"/>
+          <w:caps w:val="0"/>
+          <w:color w:val="FAF9F5"/>
+          <w:spacing w:val="0"/>
+          <w:sz w:val="19"/>
+          <w:szCs w:val="19"/>
+          <w:shd w:val="clear" w:fill="141413"/>
+          <w:lang w:val="en-US" w:eastAsia="zh-CN"/>
+        </w:rPr>
+      </w:pPr>
+    </w:p>
+    <w:p>
+      <w:pPr>
+        <w:pStyle w:val="6"/>
+        <w:keepNext w:val="0"/>
+        <w:keepLines w:val="0"/>
+        <w:pageBreakBefore w:val="0"/>
+        <w:widowControl/>
+        <w:numPr>
+          <w:ilvl w:val="0"/>
+          <w:numId w:val="0"/>
+        </w:numPr>
+        <w:suppressLineNumbers w:val="0"/>
+        <w:tabs>
+          <w:tab w:val="left" w:pos="312"/>
+        </w:tabs>
+        <w:kinsoku/>
+        <w:wordWrap/>
+        <w:overflowPunct/>
+        <w:topLinePunct w:val="0"/>
+        <w:autoSpaceDE/>
+        <w:autoSpaceDN/>
+        <w:bidi w:val="0"/>
+        <w:adjustRightInd/>
+        <w:snapToGrid/>
+        <w:spacing w:before="0" w:beforeAutospacing="0" w:after="0" w:afterAutospacing="0" w:line="360" w:lineRule="exact"/>
+        <w:ind w:right="0" w:rightChars="0"/>
+        <w:jc w:val="left"/>
+        <w:textAlignment w:val="auto"/>
+        <w:rPr>
+          <w:rFonts w:hint="default" w:ascii="Segoe UI" w:hAnsi="Segoe UI" w:eastAsia="宋体" w:cs="Segoe UI"/>
+          <w:i w:val="0"/>
+          <w:iCs w:val="0"/>
+          <w:caps w:val="0"/>
+          <w:color w:val="FAF9F5"/>
+          <w:spacing w:val="0"/>
+          <w:sz w:val="19"/>
+          <w:szCs w:val="19"/>
+          <w:shd w:val="clear" w:fill="141413"/>
+          <w:lang w:val="en-US" w:eastAsia="zh-CN"/>
+        </w:rPr>
+      </w:pPr>
+    </w:p>
+    <w:p>
+      <w:pPr>
+        <w:pStyle w:val="6"/>
+        <w:keepNext w:val="0"/>
+        <w:keepLines w:val="0"/>
+        <w:pageBreakBefore w:val="0"/>
+        <w:widowControl/>
+        <w:numPr>
+          <w:ilvl w:val="0"/>
+          <w:numId w:val="0"/>
+        </w:numPr>
+        <w:suppressLineNumbers w:val="0"/>
+        <w:tabs>
+          <w:tab w:val="left" w:pos="312"/>
+        </w:tabs>
+        <w:kinsoku/>
+        <w:wordWrap/>
+        <w:overflowPunct/>
+        <w:topLinePunct w:val="0"/>
+        <w:autoSpaceDE/>
+        <w:autoSpaceDN/>
+        <w:bidi w:val="0"/>
+        <w:adjustRightInd/>
+        <w:snapToGrid/>
+        <w:spacing w:before="0" w:beforeAutospacing="0" w:after="0" w:afterAutospacing="0" w:line="360" w:lineRule="exact"/>
+        <w:ind w:right="0" w:rightChars="0"/>
+        <w:jc w:val="left"/>
+        <w:textAlignment w:val="auto"/>
+        <w:rPr>
+          <w:rFonts w:hint="default" w:ascii="Segoe UI" w:hAnsi="Segoe UI" w:eastAsia="宋体" w:cs="Segoe UI"/>
+          <w:i w:val="0"/>
+          <w:iCs w:val="0"/>
+          <w:caps w:val="0"/>
+          <w:color w:val="FAF9F5"/>
+          <w:spacing w:val="0"/>
+          <w:sz w:val="19"/>
+          <w:szCs w:val="19"/>
+          <w:shd w:val="clear" w:fill="141413"/>
+          <w:lang w:val="en-US" w:eastAsia="zh-CN"/>
+        </w:rPr>
+      </w:pPr>
+    </w:p>
+    <w:p>
+      <w:pPr>
+        <w:pStyle w:val="6"/>
+        <w:keepNext w:val="0"/>
+        <w:keepLines w:val="0"/>
+        <w:pageBreakBefore w:val="0"/>
+        <w:widowControl/>
+        <w:numPr>
+          <w:ilvl w:val="0"/>
+          <w:numId w:val="0"/>
+        </w:numPr>
+        <w:suppressLineNumbers w:val="0"/>
+        <w:tabs>
+          <w:tab w:val="left" w:pos="312"/>
+        </w:tabs>
+        <w:kinsoku/>
+        <w:wordWrap/>
+        <w:overflowPunct/>
+        <w:topLinePunct w:val="0"/>
+        <w:autoSpaceDE/>
+        <w:autoSpaceDN/>
+        <w:bidi w:val="0"/>
+        <w:adjustRightInd/>
+        <w:snapToGrid/>
+        <w:spacing w:before="0" w:beforeAutospacing="0" w:after="0" w:afterAutospacing="0" w:line="360" w:lineRule="exact"/>
+        <w:ind w:right="0" w:rightChars="0"/>
+        <w:jc w:val="left"/>
+        <w:textAlignment w:val="auto"/>
+        <w:rPr>
+          <w:rFonts w:hint="default" w:ascii="Segoe UI" w:hAnsi="Segoe UI" w:eastAsia="宋体" w:cs="Segoe UI"/>
+          <w:i w:val="0"/>
+          <w:iCs w:val="0"/>
+          <w:caps w:val="0"/>
+          <w:color w:val="FAF9F5"/>
+          <w:spacing w:val="0"/>
+          <w:sz w:val="19"/>
+          <w:szCs w:val="19"/>
+          <w:shd w:val="clear" w:fill="141413"/>
+          <w:lang w:val="en-US" w:eastAsia="zh-CN"/>
+        </w:rPr>
+      </w:pPr>
+    </w:p>
+    <w:p>
+      <w:pPr>
+        <w:pStyle w:val="6"/>
+        <w:keepNext w:val="0"/>
+        <w:keepLines w:val="0"/>
+        <w:pageBreakBefore w:val="0"/>
+        <w:widowControl/>
+        <w:numPr>
+          <w:ilvl w:val="0"/>
+          <w:numId w:val="0"/>
+        </w:numPr>
+        <w:suppressLineNumbers w:val="0"/>
+        <w:tabs>
+          <w:tab w:val="left" w:pos="312"/>
+        </w:tabs>
+        <w:kinsoku/>
+        <w:wordWrap/>
+        <w:overflowPunct/>
+        <w:topLinePunct w:val="0"/>
+        <w:autoSpaceDE/>
+        <w:autoSpaceDN/>
+        <w:bidi w:val="0"/>
+        <w:adjustRightInd/>
+        <w:snapToGrid/>
+        <w:spacing w:before="0" w:beforeAutospacing="0" w:after="0" w:afterAutospacing="0" w:line="360" w:lineRule="exact"/>
+        <w:ind w:right="0" w:rightChars="0"/>
+        <w:jc w:val="left"/>
+        <w:textAlignment w:val="auto"/>
+        <w:rPr>
+          <w:rFonts w:hint="eastAsia" w:ascii="Segoe UI" w:hAnsi="Segoe UI" w:eastAsia="宋体" w:cs="Segoe UI"/>
+          <w:i w:val="0"/>
+          <w:iCs w:val="0"/>
+          <w:caps w:val="0"/>
+          <w:color w:val="FAF9F5"/>
+          <w:spacing w:val="0"/>
+          <w:sz w:val="19"/>
+          <w:szCs w:val="19"/>
+          <w:shd w:val="clear" w:fill="141413"/>
+          <w:lang w:val="en-US" w:eastAsia="zh-CN"/>
+        </w:rPr>
+      </w:pPr>
+      <w:r>
+        <w:rPr>
+          <w:rFonts w:hint="eastAsia" w:ascii="Segoe UI" w:hAnsi="Segoe UI" w:eastAsia="宋体" w:cs="Segoe UI"/>
+          <w:i w:val="0"/>
+          <w:iCs w:val="0"/>
+          <w:caps w:val="0"/>
+          <w:color w:val="FAF9F5"/>
+          <w:spacing w:val="0"/>
+          <w:sz w:val="19"/>
+          <w:szCs w:val="19"/>
+          <w:shd w:val="clear" w:fill="141413"/>
+          <w:lang w:val="en-US" w:eastAsia="zh-CN"/>
+        </w:rPr>
+        <w:t>协助我修复几个问题，1.进入unity运行游戏，没有自动停留到玩家的最新章节，而还是在第一章。我目前是解锁了第二章，应该一进入游戏就在第二章。</w:t>
+      </w:r>
+    </w:p>
+    <w:p>
+      <w:pPr>
+        <w:pStyle w:val="6"/>
+        <w:keepNext w:val="0"/>
+        <w:keepLines w:val="0"/>
+        <w:pageBreakBefore w:val="0"/>
+        <w:widowControl/>
+        <w:numPr>
+          <w:ilvl w:val="0"/>
+          <w:numId w:val="0"/>
+        </w:numPr>
+        <w:suppressLineNumbers w:val="0"/>
+        <w:tabs>
+          <w:tab w:val="left" w:pos="312"/>
+        </w:tabs>
+        <w:kinsoku/>
+        <w:wordWrap/>
+        <w:overflowPunct/>
+        <w:topLinePunct w:val="0"/>
+        <w:autoSpaceDE/>
+        <w:autoSpaceDN/>
+        <w:bidi w:val="0"/>
+        <w:adjustRightInd/>
+        <w:snapToGrid/>
+        <w:spacing w:before="0" w:beforeAutospacing="0" w:after="0" w:afterAutospacing="0" w:line="360" w:lineRule="exact"/>
+        <w:ind w:right="0" w:rightChars="0"/>
+        <w:jc w:val="left"/>
+        <w:textAlignment w:val="auto"/>
+        <w:rPr>
+          <w:rFonts w:hint="eastAsia" w:ascii="Segoe UI" w:hAnsi="Segoe UI" w:eastAsia="宋体" w:cs="Segoe UI"/>
+          <w:i w:val="0"/>
+          <w:iCs w:val="0"/>
+          <w:caps w:val="0"/>
+          <w:color w:val="FAF9F5"/>
+          <w:spacing w:val="0"/>
+          <w:sz w:val="19"/>
+          <w:szCs w:val="19"/>
+          <w:shd w:val="clear" w:fill="141413"/>
+          <w:lang w:val="en-US" w:eastAsia="zh-CN"/>
+        </w:rPr>
+      </w:pPr>
+      <w:r>
+        <w:rPr>
+          <w:rFonts w:hint="eastAsia" w:ascii="Segoe UI" w:hAnsi="Segoe UI" w:eastAsia="宋体" w:cs="Segoe UI"/>
+          <w:i w:val="0"/>
+          <w:iCs w:val="0"/>
+          <w:caps w:val="0"/>
+          <w:color w:val="FAF9F5"/>
+          <w:spacing w:val="0"/>
+          <w:sz w:val="19"/>
+          <w:szCs w:val="19"/>
+          <w:shd w:val="clear" w:fill="141413"/>
+          <w:lang w:val="en-US" w:eastAsia="zh-CN"/>
+        </w:rPr>
+        <w:t>2,我选择第二章，进入游戏有，关卡的背景图还是第一章的，没有切换到第二章，帮我查找是什么原因？</w:t>
+      </w:r>
+    </w:p>
+    <w:p>
+      <w:pPr>
+        <w:pStyle w:val="6"/>
+        <w:keepNext w:val="0"/>
+        <w:keepLines w:val="0"/>
+        <w:pageBreakBefore w:val="0"/>
+        <w:widowControl/>
+        <w:numPr>
+          <w:ilvl w:val="0"/>
+          <w:numId w:val="16"/>
+        </w:numPr>
+        <w:suppressLineNumbers w:val="0"/>
+        <w:kinsoku/>
+        <w:wordWrap/>
+        <w:overflowPunct/>
+        <w:topLinePunct w:val="0"/>
+        <w:autoSpaceDE/>
+        <w:autoSpaceDN/>
+        <w:bidi w:val="0"/>
+        <w:adjustRightInd/>
+        <w:snapToGrid/>
+        <w:spacing w:before="0" w:beforeAutospacing="0" w:after="0" w:afterAutospacing="0" w:line="360" w:lineRule="exact"/>
+        <w:ind w:left="0" w:leftChars="0" w:right="0" w:rightChars="0" w:firstLine="0" w:firstLineChars="0"/>
+        <w:jc w:val="left"/>
+        <w:textAlignment w:val="auto"/>
+        <w:rPr>
+          <w:rFonts w:hint="eastAsia" w:ascii="Segoe UI" w:hAnsi="Segoe UI" w:eastAsia="宋体" w:cs="Segoe UI"/>
+          <w:i w:val="0"/>
+          <w:iCs w:val="0"/>
+          <w:caps w:val="0"/>
+          <w:color w:val="FAF9F5"/>
+          <w:spacing w:val="0"/>
+          <w:sz w:val="19"/>
+          <w:szCs w:val="19"/>
+          <w:shd w:val="clear" w:fill="141413"/>
+          <w:lang w:val="en-US" w:eastAsia="zh-CN"/>
+        </w:rPr>
+      </w:pPr>
+      <w:r>
+        <w:rPr>
+          <w:rFonts w:hint="eastAsia" w:ascii="Segoe UI" w:hAnsi="Segoe UI" w:eastAsia="宋体" w:cs="Segoe UI"/>
+          <w:i w:val="0"/>
+          <w:iCs w:val="0"/>
+          <w:caps w:val="0"/>
+          <w:color w:val="FAF9F5"/>
+          <w:spacing w:val="0"/>
+          <w:sz w:val="19"/>
+          <w:szCs w:val="19"/>
+          <w:shd w:val="clear" w:fill="141413"/>
+          <w:lang w:val="en-US" w:eastAsia="zh-CN"/>
+        </w:rPr>
+        <w:t>战斗中，第一波和第二波怪物的间隙才能出现无人机三选一，也就是第一波全部杀完，然后三架无人机入场。 现在的问题是，无人机出现时，场景内还有很多分裂怪或者杀死后分裂的小怪。</w:t>
+      </w:r>
+    </w:p>
+    <w:p>
+      <w:pPr>
+        <w:pStyle w:val="6"/>
+        <w:keepNext w:val="0"/>
+        <w:keepLines w:val="0"/>
+        <w:pageBreakBefore w:val="0"/>
+        <w:widowControl/>
+        <w:numPr>
+          <w:ilvl w:val="0"/>
+          <w:numId w:val="16"/>
+        </w:numPr>
+        <w:suppressLineNumbers w:val="0"/>
+        <w:kinsoku/>
+        <w:wordWrap/>
+        <w:overflowPunct/>
+        <w:topLinePunct w:val="0"/>
+        <w:autoSpaceDE/>
+        <w:autoSpaceDN/>
+        <w:bidi w:val="0"/>
+        <w:adjustRightInd/>
+        <w:snapToGrid/>
+        <w:spacing w:before="0" w:beforeAutospacing="0" w:after="0" w:afterAutospacing="0" w:line="360" w:lineRule="exact"/>
+        <w:ind w:left="0" w:leftChars="0" w:right="0" w:rightChars="0" w:firstLine="0" w:firstLineChars="0"/>
+        <w:jc w:val="left"/>
+        <w:textAlignment w:val="auto"/>
+        <w:rPr>
+          <w:rFonts w:hint="default" w:ascii="Segoe UI" w:hAnsi="Segoe UI" w:eastAsia="宋体" w:cs="Segoe UI"/>
+          <w:i w:val="0"/>
+          <w:iCs w:val="0"/>
+          <w:caps w:val="0"/>
+          <w:color w:val="FAF9F5"/>
+          <w:spacing w:val="0"/>
+          <w:sz w:val="19"/>
+          <w:szCs w:val="19"/>
+          <w:shd w:val="clear" w:fill="141413"/>
+          <w:lang w:val="en-US" w:eastAsia="zh-CN"/>
+        </w:rPr>
+      </w:pPr>
+      <w:r>
+        <w:rPr>
+          <w:rFonts w:hint="eastAsia" w:ascii="Segoe UI" w:hAnsi="Segoe UI" w:eastAsia="宋体" w:cs="Segoe UI"/>
+          <w:i w:val="0"/>
+          <w:iCs w:val="0"/>
+          <w:caps w:val="0"/>
+          <w:color w:val="FAF9F5"/>
+          <w:spacing w:val="0"/>
+          <w:sz w:val="19"/>
+          <w:szCs w:val="19"/>
+          <w:shd w:val="clear" w:fill="141413"/>
+          <w:lang w:val="en-US" w:eastAsia="zh-CN"/>
+        </w:rPr>
+        <w:t>熔岩自爆怪，死亡后残留的熔浆液，激光击打上去有飘字，还会抖动（是不能有飘字，也不会抖动的）</w:t>
+      </w:r>
+    </w:p>
+    <w:p>
+      <w:pPr>
+        <w:pStyle w:val="6"/>
+        <w:keepNext w:val="0"/>
+        <w:keepLines w:val="0"/>
+        <w:pageBreakBefore w:val="0"/>
+        <w:widowControl/>
+        <w:numPr>
+          <w:ilvl w:val="0"/>
+          <w:numId w:val="16"/>
+        </w:numPr>
+        <w:suppressLineNumbers w:val="0"/>
+        <w:kinsoku/>
+        <w:wordWrap/>
+        <w:overflowPunct/>
+        <w:topLinePunct w:val="0"/>
+        <w:autoSpaceDE/>
+        <w:autoSpaceDN/>
+        <w:bidi w:val="0"/>
+        <w:adjustRightInd/>
+        <w:snapToGrid/>
+        <w:spacing w:before="0" w:beforeAutospacing="0" w:after="0" w:afterAutospacing="0" w:line="360" w:lineRule="exact"/>
+        <w:ind w:left="0" w:leftChars="0" w:right="0" w:rightChars="0" w:firstLine="0" w:firstLineChars="0"/>
+        <w:jc w:val="left"/>
+        <w:textAlignment w:val="auto"/>
+        <w:rPr>
+          <w:rFonts w:hint="default" w:ascii="Segoe UI" w:hAnsi="Segoe UI" w:eastAsia="宋体" w:cs="Segoe UI"/>
+          <w:i w:val="0"/>
+          <w:iCs w:val="0"/>
+          <w:caps w:val="0"/>
+          <w:color w:val="FAF9F5"/>
+          <w:spacing w:val="0"/>
+          <w:sz w:val="19"/>
+          <w:szCs w:val="19"/>
+          <w:shd w:val="clear" w:fill="141413"/>
+          <w:lang w:val="en-US" w:eastAsia="zh-CN"/>
+        </w:rPr>
+      </w:pPr>
+      <w:r>
+        <w:rPr>
+          <w:rFonts w:hint="eastAsia" w:ascii="Segoe UI" w:hAnsi="Segoe UI" w:eastAsia="宋体" w:cs="Segoe UI"/>
+          <w:i w:val="0"/>
+          <w:iCs w:val="0"/>
+          <w:caps w:val="0"/>
+          <w:color w:val="FAF9F5"/>
+          <w:spacing w:val="0"/>
+          <w:sz w:val="19"/>
+          <w:szCs w:val="19"/>
+          <w:shd w:val="clear" w:fill="141413"/>
+          <w:lang w:val="en-US" w:eastAsia="zh-CN"/>
+        </w:rPr>
+        <w:t>第二章打到第5波，就已经16级了，这个等级经验数值严重不符合设计，（9波结束17级的规定）</w:t>
+      </w:r>
       <w:bookmarkStart w:id="0" w:name="_GoBack"/>
       <w:bookmarkEnd w:id="0"/>
+    </w:p>
+    <w:p>
+      <w:pPr>
+        <w:pStyle w:val="6"/>
+        <w:keepNext w:val="0"/>
+        <w:keepLines w:val="0"/>
+        <w:pageBreakBefore w:val="0"/>
+        <w:widowControl/>
+        <w:numPr>
+          <w:ilvl w:val="0"/>
+          <w:numId w:val="16"/>
+        </w:numPr>
+        <w:suppressLineNumbers w:val="0"/>
+        <w:kinsoku/>
+        <w:wordWrap/>
+        <w:overflowPunct/>
+        <w:topLinePunct w:val="0"/>
+        <w:autoSpaceDE/>
+        <w:autoSpaceDN/>
+        <w:bidi w:val="0"/>
+        <w:adjustRightInd/>
+        <w:snapToGrid/>
+        <w:spacing w:before="0" w:beforeAutospacing="0" w:after="0" w:afterAutospacing="0" w:line="360" w:lineRule="exact"/>
+        <w:ind w:left="0" w:leftChars="0" w:right="0" w:rightChars="0" w:firstLine="0" w:firstLineChars="0"/>
+        <w:jc w:val="left"/>
+        <w:textAlignment w:val="auto"/>
+        <w:rPr>
+          <w:rFonts w:hint="eastAsia" w:ascii="Segoe UI" w:hAnsi="Segoe UI" w:eastAsia="宋体" w:cs="Segoe UI"/>
+          <w:i w:val="0"/>
+          <w:iCs w:val="0"/>
+          <w:caps w:val="0"/>
+          <w:color w:val="FAF9F5"/>
+          <w:spacing w:val="0"/>
+          <w:sz w:val="19"/>
+          <w:szCs w:val="19"/>
+          <w:shd w:val="clear" w:fill="141413"/>
+          <w:lang w:val="en-US" w:eastAsia="zh-CN"/>
+        </w:rPr>
+      </w:pPr>
+      <w:r>
+        <w:rPr>
+          <w:rFonts w:hint="eastAsia" w:ascii="Segoe UI" w:hAnsi="Segoe UI" w:eastAsia="宋体" w:cs="Segoe UI"/>
+          <w:i w:val="0"/>
+          <w:iCs w:val="0"/>
+          <w:caps w:val="0"/>
+          <w:color w:val="FAF9F5"/>
+          <w:spacing w:val="0"/>
+          <w:sz w:val="19"/>
+          <w:szCs w:val="19"/>
+          <w:shd w:val="clear" w:fill="141413"/>
+          <w:lang w:val="en-US" w:eastAsia="zh-CN"/>
+        </w:rPr>
+        <w:t>解决报错，因为Lava_Puddle熔浆液是没有眼睛的，所以我隐藏了眼睛图层。 Coroutine couldn't be started because the the game object 'Eyes' is inactive!</w:t>
+      </w:r>
+    </w:p>
+    <w:p>
+      <w:pPr>
+        <w:pStyle w:val="6"/>
+        <w:keepNext w:val="0"/>
+        <w:keepLines w:val="0"/>
+        <w:pageBreakBefore w:val="0"/>
+        <w:widowControl/>
+        <w:numPr>
+          <w:ilvl w:val="0"/>
+          <w:numId w:val="16"/>
+        </w:numPr>
+        <w:suppressLineNumbers w:val="0"/>
+        <w:kinsoku/>
+        <w:wordWrap/>
+        <w:overflowPunct/>
+        <w:topLinePunct w:val="0"/>
+        <w:autoSpaceDE/>
+        <w:autoSpaceDN/>
+        <w:bidi w:val="0"/>
+        <w:adjustRightInd/>
+        <w:snapToGrid/>
+        <w:spacing w:before="0" w:beforeAutospacing="0" w:after="0" w:afterAutospacing="0" w:line="360" w:lineRule="exact"/>
+        <w:ind w:left="0" w:leftChars="0" w:right="0" w:rightChars="0" w:firstLine="0" w:firstLineChars="0"/>
+        <w:jc w:val="left"/>
+        <w:textAlignment w:val="auto"/>
+        <w:rPr>
+          <w:rFonts w:hint="default" w:ascii="Segoe UI" w:hAnsi="Segoe UI" w:eastAsia="宋体" w:cs="Segoe UI"/>
+          <w:i w:val="0"/>
+          <w:iCs w:val="0"/>
+          <w:caps w:val="0"/>
+          <w:color w:val="FAF9F5"/>
+          <w:spacing w:val="0"/>
+          <w:sz w:val="19"/>
+          <w:szCs w:val="19"/>
+          <w:shd w:val="clear" w:fill="141413"/>
+          <w:lang w:val="en-US" w:eastAsia="zh-CN"/>
+        </w:rPr>
+      </w:pPr>
+      <w:r>
+        <w:rPr>
+          <w:rFonts w:hint="eastAsia" w:ascii="Segoe UI" w:hAnsi="Segoe UI" w:eastAsia="宋体" w:cs="Segoe UI"/>
+          <w:i w:val="0"/>
+          <w:iCs w:val="0"/>
+          <w:caps w:val="0"/>
+          <w:color w:val="FAF9F5"/>
+          <w:spacing w:val="0"/>
+          <w:sz w:val="19"/>
+          <w:szCs w:val="19"/>
+          <w:shd w:val="clear" w:fill="141413"/>
+          <w:lang w:val="en-US" w:eastAsia="zh-CN"/>
+        </w:rPr>
+        <w:t>如何配置第二章boss的预制体，我已经制作好了美术资源，但是我不清楚该挂载什么脚本和如何设置？</w:t>
+      </w:r>
+    </w:p>
+    <w:p>
+      <w:pPr>
+        <w:pStyle w:val="6"/>
+        <w:keepNext w:val="0"/>
+        <w:keepLines w:val="0"/>
+        <w:pageBreakBefore w:val="0"/>
+        <w:widowControl/>
+        <w:numPr>
+          <w:numId w:val="0"/>
+        </w:numPr>
+        <w:suppressLineNumbers w:val="0"/>
+        <w:tabs>
+          <w:tab w:val="left" w:pos="312"/>
+        </w:tabs>
+        <w:kinsoku/>
+        <w:wordWrap/>
+        <w:overflowPunct/>
+        <w:topLinePunct w:val="0"/>
+        <w:autoSpaceDE/>
+        <w:autoSpaceDN/>
+        <w:bidi w:val="0"/>
+        <w:adjustRightInd/>
+        <w:snapToGrid/>
+        <w:spacing w:before="0" w:beforeAutospacing="0" w:after="0" w:afterAutospacing="0" w:line="360" w:lineRule="exact"/>
+        <w:ind w:right="0" w:rightChars="0"/>
+        <w:jc w:val="left"/>
+        <w:textAlignment w:val="auto"/>
+        <w:rPr>
+          <w:rFonts w:hint="eastAsia" w:ascii="Segoe UI" w:hAnsi="Segoe UI" w:eastAsia="宋体" w:cs="Segoe UI"/>
+          <w:i w:val="0"/>
+          <w:iCs w:val="0"/>
+          <w:caps w:val="0"/>
+          <w:color w:val="FAF9F5"/>
+          <w:spacing w:val="0"/>
+          <w:sz w:val="19"/>
+          <w:szCs w:val="19"/>
+          <w:shd w:val="clear" w:fill="141413"/>
+          <w:lang w:val="en-US" w:eastAsia="zh-CN"/>
+        </w:rPr>
+      </w:pPr>
+    </w:p>
+    <w:p>
+      <w:pPr>
+        <w:pStyle w:val="6"/>
+        <w:keepNext w:val="0"/>
+        <w:keepLines w:val="0"/>
+        <w:pageBreakBefore w:val="0"/>
+        <w:widowControl/>
+        <w:numPr>
+          <w:numId w:val="0"/>
+        </w:numPr>
+        <w:suppressLineNumbers w:val="0"/>
+        <w:tabs>
+          <w:tab w:val="left" w:pos="312"/>
+        </w:tabs>
+        <w:kinsoku/>
+        <w:wordWrap/>
+        <w:overflowPunct/>
+        <w:topLinePunct w:val="0"/>
+        <w:autoSpaceDE/>
+        <w:autoSpaceDN/>
+        <w:bidi w:val="0"/>
+        <w:adjustRightInd/>
+        <w:snapToGrid/>
+        <w:spacing w:before="0" w:beforeAutospacing="0" w:after="0" w:afterAutospacing="0" w:line="360" w:lineRule="exact"/>
+        <w:ind w:right="0" w:rightChars="0"/>
+        <w:jc w:val="left"/>
+        <w:textAlignment w:val="auto"/>
+        <w:rPr>
+          <w:rFonts w:hint="eastAsia" w:ascii="Segoe UI" w:hAnsi="Segoe UI" w:eastAsia="宋体" w:cs="Segoe UI"/>
+          <w:i w:val="0"/>
+          <w:iCs w:val="0"/>
+          <w:caps w:val="0"/>
+          <w:color w:val="FAF9F5"/>
+          <w:spacing w:val="0"/>
+          <w:sz w:val="19"/>
+          <w:szCs w:val="19"/>
+          <w:shd w:val="clear" w:fill="141413"/>
+          <w:lang w:val="en-US" w:eastAsia="zh-CN"/>
+        </w:rPr>
+      </w:pPr>
+    </w:p>
+    <w:p>
+      <w:pPr>
+        <w:pStyle w:val="6"/>
+        <w:keepNext w:val="0"/>
+        <w:keepLines w:val="0"/>
+        <w:pageBreakBefore w:val="0"/>
+        <w:widowControl/>
+        <w:numPr>
+          <w:numId w:val="0"/>
+        </w:numPr>
+        <w:suppressLineNumbers w:val="0"/>
+        <w:tabs>
+          <w:tab w:val="left" w:pos="312"/>
+        </w:tabs>
+        <w:kinsoku/>
+        <w:wordWrap/>
+        <w:overflowPunct/>
+        <w:topLinePunct w:val="0"/>
+        <w:autoSpaceDE/>
+        <w:autoSpaceDN/>
+        <w:bidi w:val="0"/>
+        <w:adjustRightInd/>
+        <w:snapToGrid/>
+        <w:spacing w:before="0" w:beforeAutospacing="0" w:after="0" w:afterAutospacing="0" w:line="360" w:lineRule="exact"/>
+        <w:ind w:right="0" w:rightChars="0"/>
+        <w:jc w:val="left"/>
+        <w:textAlignment w:val="auto"/>
+        <w:rPr>
+          <w:rFonts w:hint="eastAsia" w:ascii="Segoe UI" w:hAnsi="Segoe UI" w:eastAsia="宋体" w:cs="Segoe UI"/>
+          <w:i w:val="0"/>
+          <w:iCs w:val="0"/>
+          <w:caps w:val="0"/>
+          <w:color w:val="FAF9F5"/>
+          <w:spacing w:val="0"/>
+          <w:sz w:val="19"/>
+          <w:szCs w:val="19"/>
+          <w:shd w:val="clear" w:fill="141413"/>
+          <w:lang w:val="en-US" w:eastAsia="zh-CN"/>
+        </w:rPr>
+      </w:pPr>
+    </w:p>
+    <w:p>
+      <w:pPr>
+        <w:pStyle w:val="6"/>
+        <w:keepNext w:val="0"/>
+        <w:keepLines w:val="0"/>
+        <w:pageBreakBefore w:val="0"/>
+        <w:widowControl/>
+        <w:numPr>
+          <w:numId w:val="0"/>
+        </w:numPr>
+        <w:suppressLineNumbers w:val="0"/>
+        <w:tabs>
+          <w:tab w:val="left" w:pos="312"/>
+        </w:tabs>
+        <w:kinsoku/>
+        <w:wordWrap/>
+        <w:overflowPunct/>
+        <w:topLinePunct w:val="0"/>
+        <w:autoSpaceDE/>
+        <w:autoSpaceDN/>
+        <w:bidi w:val="0"/>
+        <w:adjustRightInd/>
+        <w:snapToGrid/>
+        <w:spacing w:before="0" w:beforeAutospacing="0" w:after="0" w:afterAutospacing="0" w:line="360" w:lineRule="exact"/>
+        <w:ind w:right="0" w:rightChars="0"/>
+        <w:jc w:val="left"/>
+        <w:textAlignment w:val="auto"/>
+        <w:rPr>
+          <w:rFonts w:hint="eastAsia" w:ascii="Segoe UI" w:hAnsi="Segoe UI" w:eastAsia="宋体" w:cs="Segoe UI"/>
+          <w:i w:val="0"/>
+          <w:iCs w:val="0"/>
+          <w:caps w:val="0"/>
+          <w:color w:val="FAF9F5"/>
+          <w:spacing w:val="0"/>
+          <w:sz w:val="19"/>
+          <w:szCs w:val="19"/>
+          <w:shd w:val="clear" w:fill="141413"/>
+          <w:lang w:val="en-US" w:eastAsia="zh-CN"/>
+        </w:rPr>
+      </w:pPr>
+      <w:r>
+        <w:rPr>
+          <w:rFonts w:hint="eastAsia" w:ascii="Segoe UI" w:hAnsi="Segoe UI" w:eastAsia="宋体" w:cs="Segoe UI"/>
+          <w:i w:val="0"/>
+          <w:iCs w:val="0"/>
+          <w:caps w:val="0"/>
+          <w:color w:val="FAF9F5"/>
+          <w:spacing w:val="0"/>
+          <w:sz w:val="19"/>
+          <w:szCs w:val="19"/>
+          <w:shd w:val="clear" w:fill="141413"/>
+          <w:lang w:val="en-US" w:eastAsia="zh-CN"/>
+        </w:rPr>
+        <w:t>需要修复BUG，第二章LavaExploder自爆怪无论是否被激光打死，还是自爆，都会爆炸并留下一滩熔浆液LavaPuddle。并且死亡会播放爆炸的特效和音效。</w:t>
+      </w:r>
+    </w:p>
+    <w:p>
+      <w:pPr>
+        <w:pStyle w:val="6"/>
+        <w:keepNext w:val="0"/>
+        <w:keepLines w:val="0"/>
+        <w:pageBreakBefore w:val="0"/>
+        <w:widowControl/>
+        <w:numPr>
+          <w:numId w:val="0"/>
+        </w:numPr>
+        <w:suppressLineNumbers w:val="0"/>
+        <w:tabs>
+          <w:tab w:val="left" w:pos="312"/>
+        </w:tabs>
+        <w:kinsoku/>
+        <w:wordWrap/>
+        <w:overflowPunct/>
+        <w:topLinePunct w:val="0"/>
+        <w:autoSpaceDE/>
+        <w:autoSpaceDN/>
+        <w:bidi w:val="0"/>
+        <w:adjustRightInd/>
+        <w:snapToGrid/>
+        <w:spacing w:before="0" w:beforeAutospacing="0" w:after="0" w:afterAutospacing="0" w:line="360" w:lineRule="exact"/>
+        <w:ind w:right="0" w:rightChars="0"/>
+        <w:jc w:val="left"/>
+        <w:textAlignment w:val="auto"/>
+        <w:rPr>
+          <w:rFonts w:hint="eastAsia" w:ascii="Segoe UI" w:hAnsi="Segoe UI" w:eastAsia="宋体" w:cs="Segoe UI"/>
+          <w:i w:val="0"/>
+          <w:iCs w:val="0"/>
+          <w:caps w:val="0"/>
+          <w:color w:val="FAF9F5"/>
+          <w:spacing w:val="0"/>
+          <w:sz w:val="19"/>
+          <w:szCs w:val="19"/>
+          <w:shd w:val="clear" w:fill="141413"/>
+          <w:lang w:val="en-US" w:eastAsia="zh-CN"/>
+        </w:rPr>
+      </w:pPr>
+      <w:r>
+        <w:rPr>
+          <w:rFonts w:hint="eastAsia" w:ascii="Segoe UI" w:hAnsi="Segoe UI" w:eastAsia="宋体" w:cs="Segoe UI"/>
+          <w:i w:val="0"/>
+          <w:iCs w:val="0"/>
+          <w:caps w:val="0"/>
+          <w:color w:val="FAF9F5"/>
+          <w:spacing w:val="0"/>
+          <w:sz w:val="19"/>
+          <w:szCs w:val="19"/>
+          <w:shd w:val="clear" w:fill="141413"/>
+          <w:lang w:val="en-US" w:eastAsia="zh-CN"/>
+        </w:rPr>
+        <w:t>第4波开始之前，没有怪物，需要设置一下配置</w:t>
+      </w:r>
+    </w:p>
+    <w:p>
+      <w:pPr>
+        <w:pStyle w:val="6"/>
+        <w:keepNext w:val="0"/>
+        <w:keepLines w:val="0"/>
+        <w:pageBreakBefore w:val="0"/>
+        <w:widowControl/>
+        <w:numPr>
+          <w:numId w:val="0"/>
+        </w:numPr>
+        <w:suppressLineNumbers w:val="0"/>
+        <w:tabs>
+          <w:tab w:val="left" w:pos="312"/>
+        </w:tabs>
+        <w:kinsoku/>
+        <w:wordWrap/>
+        <w:overflowPunct/>
+        <w:topLinePunct w:val="0"/>
+        <w:autoSpaceDE/>
+        <w:autoSpaceDN/>
+        <w:bidi w:val="0"/>
+        <w:adjustRightInd/>
+        <w:snapToGrid/>
+        <w:spacing w:before="0" w:beforeAutospacing="0" w:after="0" w:afterAutospacing="0" w:line="360" w:lineRule="exact"/>
+        <w:ind w:right="0" w:rightChars="0"/>
+        <w:jc w:val="left"/>
+        <w:textAlignment w:val="auto"/>
+        <w:rPr>
+          <w:rFonts w:hint="eastAsia" w:ascii="Segoe UI" w:hAnsi="Segoe UI" w:eastAsia="宋体" w:cs="Segoe UI"/>
+          <w:i w:val="0"/>
+          <w:iCs w:val="0"/>
+          <w:caps w:val="0"/>
+          <w:color w:val="FAF9F5"/>
+          <w:spacing w:val="0"/>
+          <w:sz w:val="19"/>
+          <w:szCs w:val="19"/>
+          <w:shd w:val="clear" w:fill="141413"/>
+          <w:lang w:val="en-US" w:eastAsia="zh-CN"/>
+        </w:rPr>
+      </w:pPr>
+    </w:p>
+    <w:p>
+      <w:pPr>
+        <w:pStyle w:val="6"/>
+        <w:keepNext w:val="0"/>
+        <w:keepLines w:val="0"/>
+        <w:pageBreakBefore w:val="0"/>
+        <w:widowControl/>
+        <w:numPr>
+          <w:numId w:val="0"/>
+        </w:numPr>
+        <w:suppressLineNumbers w:val="0"/>
+        <w:tabs>
+          <w:tab w:val="left" w:pos="312"/>
+        </w:tabs>
+        <w:kinsoku/>
+        <w:wordWrap/>
+        <w:overflowPunct/>
+        <w:topLinePunct w:val="0"/>
+        <w:autoSpaceDE/>
+        <w:autoSpaceDN/>
+        <w:bidi w:val="0"/>
+        <w:adjustRightInd/>
+        <w:snapToGrid/>
+        <w:spacing w:before="0" w:beforeAutospacing="0" w:after="0" w:afterAutospacing="0" w:line="360" w:lineRule="exact"/>
+        <w:ind w:right="0" w:rightChars="0"/>
+        <w:jc w:val="left"/>
+        <w:textAlignment w:val="auto"/>
+        <w:rPr>
+          <w:rFonts w:hint="eastAsia" w:ascii="Segoe UI" w:hAnsi="Segoe UI" w:eastAsia="宋体" w:cs="Segoe UI"/>
+          <w:i w:val="0"/>
+          <w:iCs w:val="0"/>
+          <w:caps w:val="0"/>
+          <w:color w:val="FAF9F5"/>
+          <w:spacing w:val="0"/>
+          <w:sz w:val="19"/>
+          <w:szCs w:val="19"/>
+          <w:shd w:val="clear" w:fill="141413"/>
+          <w:lang w:val="en-US" w:eastAsia="zh-CN"/>
+        </w:rPr>
+      </w:pPr>
+      <w:r>
+        <w:rPr>
+          <w:rFonts w:hint="eastAsia" w:ascii="Segoe UI" w:hAnsi="Segoe UI" w:eastAsia="宋体" w:cs="Segoe UI"/>
+          <w:i w:val="0"/>
+          <w:iCs w:val="0"/>
+          <w:caps w:val="0"/>
+          <w:color w:val="FAF9F5"/>
+          <w:spacing w:val="0"/>
+          <w:sz w:val="19"/>
+          <w:szCs w:val="19"/>
+          <w:shd w:val="clear" w:fill="141413"/>
+          <w:lang w:val="en-US" w:eastAsia="zh-CN"/>
+        </w:rPr>
+        <w:t>关于第二章LavaExploder自爆怪的配置，不能总是单独配置这个怪物，没有体现出残留的熔浆液阻挡激光的作用，应该是自爆怪后面总会紧跟着一批其它怪物。</w:t>
+      </w:r>
+    </w:p>
+    <w:p>
+      <w:pPr>
+        <w:pStyle w:val="6"/>
+        <w:keepNext w:val="0"/>
+        <w:keepLines w:val="0"/>
+        <w:pageBreakBefore w:val="0"/>
+        <w:widowControl/>
+        <w:numPr>
+          <w:numId w:val="0"/>
+        </w:numPr>
+        <w:suppressLineNumbers w:val="0"/>
+        <w:tabs>
+          <w:tab w:val="left" w:pos="312"/>
+        </w:tabs>
+        <w:kinsoku/>
+        <w:wordWrap/>
+        <w:overflowPunct/>
+        <w:topLinePunct w:val="0"/>
+        <w:autoSpaceDE/>
+        <w:autoSpaceDN/>
+        <w:bidi w:val="0"/>
+        <w:adjustRightInd/>
+        <w:snapToGrid/>
+        <w:spacing w:before="0" w:beforeAutospacing="0" w:after="0" w:afterAutospacing="0" w:line="360" w:lineRule="exact"/>
+        <w:ind w:right="0" w:rightChars="0"/>
+        <w:jc w:val="left"/>
+        <w:textAlignment w:val="auto"/>
+        <w:rPr>
+          <w:rFonts w:hint="eastAsia" w:ascii="Segoe UI" w:hAnsi="Segoe UI" w:eastAsia="宋体" w:cs="Segoe UI"/>
+          <w:i w:val="0"/>
+          <w:iCs w:val="0"/>
+          <w:caps w:val="0"/>
+          <w:color w:val="FAF9F5"/>
+          <w:spacing w:val="0"/>
+          <w:sz w:val="19"/>
+          <w:szCs w:val="19"/>
+          <w:shd w:val="clear" w:fill="141413"/>
+          <w:lang w:val="en-US" w:eastAsia="zh-CN"/>
+        </w:rPr>
+      </w:pPr>
+    </w:p>
+    <w:p>
+      <w:pPr>
+        <w:pStyle w:val="6"/>
+        <w:keepNext w:val="0"/>
+        <w:keepLines w:val="0"/>
+        <w:pageBreakBefore w:val="0"/>
+        <w:widowControl/>
+        <w:numPr>
+          <w:numId w:val="0"/>
+        </w:numPr>
+        <w:suppressLineNumbers w:val="0"/>
+        <w:tabs>
+          <w:tab w:val="left" w:pos="312"/>
+        </w:tabs>
+        <w:kinsoku/>
+        <w:wordWrap/>
+        <w:overflowPunct/>
+        <w:topLinePunct w:val="0"/>
+        <w:autoSpaceDE/>
+        <w:autoSpaceDN/>
+        <w:bidi w:val="0"/>
+        <w:adjustRightInd/>
+        <w:snapToGrid/>
+        <w:spacing w:before="0" w:beforeAutospacing="0" w:after="0" w:afterAutospacing="0" w:line="360" w:lineRule="exact"/>
+        <w:ind w:right="0" w:rightChars="0"/>
+        <w:jc w:val="left"/>
+        <w:textAlignment w:val="auto"/>
+        <w:rPr>
+          <w:rFonts w:hint="default" w:ascii="Segoe UI" w:hAnsi="Segoe UI" w:eastAsia="宋体" w:cs="Segoe UI"/>
+          <w:i w:val="0"/>
+          <w:iCs w:val="0"/>
+          <w:caps w:val="0"/>
+          <w:color w:val="FAF9F5"/>
+          <w:spacing w:val="0"/>
+          <w:sz w:val="19"/>
+          <w:szCs w:val="19"/>
+          <w:shd w:val="clear" w:fill="141413"/>
+          <w:lang w:val="en-US" w:eastAsia="zh-CN"/>
+        </w:rPr>
+      </w:pPr>
+      <w:r>
+        <w:rPr>
+          <w:rFonts w:hint="eastAsia" w:ascii="Segoe UI" w:hAnsi="Segoe UI" w:eastAsia="宋体" w:cs="Segoe UI"/>
+          <w:i w:val="0"/>
+          <w:iCs w:val="0"/>
+          <w:caps w:val="0"/>
+          <w:color w:val="FAF9F5"/>
+          <w:spacing w:val="0"/>
+          <w:sz w:val="19"/>
+          <w:szCs w:val="19"/>
+          <w:shd w:val="clear" w:fill="141413"/>
+          <w:lang w:val="en-US" w:eastAsia="zh-CN"/>
+        </w:rPr>
+        <w:t>为什么我Chapter02_Lava.asset, 文件配置里的BossPrefab是第二章的火山boss，但是实际再游戏战斗出现的还是第一章的boss呢？</w:t>
+      </w:r>
     </w:p>
     <w:sectPr>
       <w:pgSz w:w="11906" w:h="16838"/>
